--- a/docs/3.1-Creating tar files and updating tar files to the ipfs.docx
+++ b/docs/3.1-Creating tar files and updating tar files to the ipfs.docx
@@ -194,49 +194,338 @@
     <w:p>
       <w:pPr>
         <w:rPr>
-          <w:sz w:val="24"/>
-          <w:szCs w:val="24"/>
-        </w:rPr>
-      </w:pPr>
-      <w:r>
+          <w:b w:val="1"/>
+          <w:sz w:val="34"/>
+          <w:szCs w:val="34"/>
+        </w:rPr>
+      </w:pPr>
+      <w:r>
+        <w:rPr>
+          <w:b w:val="1"/>
+          <w:sz w:val="28"/>
+          <w:szCs w:val="28"/>
+          <w:rtl w:val="0"/>
+        </w:rPr>
+        <w:t xml:space="preserve">To run TCP server and Transcoding tool in same machine</w:t>
+      </w:r>
+      <w:r>
+        <w:rPr>
+          <w:rtl w:val="0"/>
+        </w:rPr>
+      </w:r>
+    </w:p>
+    <w:p>
+      <w:pPr>
+        <w:rPr>
+          <w:sz w:val="24"/>
+          <w:szCs w:val="24"/>
+        </w:rPr>
+      </w:pPr>
+      <w:r>
+        <w:rPr>
+          <w:sz w:val="24"/>
+          <w:szCs w:val="24"/>
+          <w:rtl w:val="0"/>
+        </w:rPr>
+        <w:t xml:space="preserve">If you are  planning to run TCP server and Transcoding tool  on a single machine you need to update the address with docker container IP Address</w:t>
+      </w:r>
+    </w:p>
+    <w:p>
+      <w:pPr>
+        <w:rPr>
+          <w:sz w:val="24"/>
+          <w:szCs w:val="24"/>
+        </w:rPr>
+      </w:pPr>
+      <w:r>
+        <w:rPr>
+          <w:rtl w:val="0"/>
+        </w:rPr>
+      </w:r>
+    </w:p>
+    <w:p>
+      <w:pPr>
+        <w:rPr>
+          <w:b w:val="1"/>
+          <w:sz w:val="24"/>
+          <w:szCs w:val="24"/>
+        </w:rPr>
+      </w:pPr>
+      <w:r>
+        <w:rPr>
+          <w:b w:val="1"/>
+          <w:sz w:val="24"/>
+          <w:szCs w:val="24"/>
+          <w:rtl w:val="0"/>
+        </w:rPr>
+        <w:t xml:space="preserve">To get container IP Address</w:t>
+      </w:r>
+    </w:p>
+    <w:p>
+      <w:pPr>
+        <w:rPr>
+          <w:b w:val="1"/>
+          <w:sz w:val="24"/>
+          <w:szCs w:val="24"/>
+        </w:rPr>
+      </w:pPr>
+      <w:r>
+        <w:rPr>
+          <w:rtl w:val="0"/>
+        </w:rPr>
+      </w:r>
+    </w:p>
+    <w:p>
+      <w:pPr>
+        <w:numPr>
+          <w:ilvl w:val="0"/>
+          <w:numId w:val="8"/>
+        </w:numPr>
+        <w:ind w:left="1440" w:hanging="360"/>
+        <w:rPr>
+          <w:sz w:val="24"/>
+          <w:szCs w:val="24"/>
+        </w:rPr>
+      </w:pPr>
+      <w:r>
+        <w:rPr>
+          <w:sz w:val="24"/>
+          <w:szCs w:val="24"/>
+          <w:rtl w:val="0"/>
+        </w:rPr>
+        <w:t xml:space="preserve">Open terminal on the machine where the packages is going to deploy</w:t>
+      </w:r>
+    </w:p>
+    <w:p>
+      <w:pPr>
+        <w:numPr>
+          <w:ilvl w:val="0"/>
+          <w:numId w:val="8"/>
+        </w:numPr>
+        <w:ind w:left="1440" w:hanging="360"/>
+        <w:rPr>
+          <w:sz w:val="24"/>
+          <w:szCs w:val="24"/>
+          <w:u w:val="none"/>
+        </w:rPr>
+      </w:pPr>
+      <w:r>
+        <w:rPr>
+          <w:sz w:val="24"/>
+          <w:szCs w:val="24"/>
+          <w:rtl w:val="0"/>
+        </w:rPr>
+        <w:t xml:space="preserve">Run command </w:t>
+      </w:r>
+      <w:r>
+        <w:rPr>
+          <w:b w:val="1"/>
+          <w:sz w:val="24"/>
+          <w:szCs w:val="24"/>
+          <w:rtl w:val="0"/>
+        </w:rPr>
+        <w:t xml:space="preserve">docker network ls</w:t>
+      </w:r>
+      <w:r>
+        <w:rPr>
+          <w:b w:val="1"/>
+          <w:sz w:val="24"/>
+          <w:szCs w:val="24"/>
+          <w:rtl w:val="0"/>
+        </w:rPr>
+        <w:t xml:space="preserve"> </w:t>
+      </w:r>
+    </w:p>
+    <w:p>
+      <w:pPr>
+        <w:ind w:left="1440" w:firstLine="0"/>
+        <w:rPr>
+          <w:sz w:val="24"/>
+          <w:szCs w:val="24"/>
+        </w:rPr>
+      </w:pPr>
+      <w:r>
+        <w:rPr>
+          <w:rtl w:val="0"/>
+        </w:rPr>
+      </w:r>
+    </w:p>
+    <w:p>
+      <w:pPr>
         <w:rPr>
           <w:b w:val="1"/>
           <w:sz w:val="30"/>
           <w:szCs w:val="30"/>
-          <w:rtl w:val="0"/>
-        </w:rPr>
-        <w:t xml:space="preserve">Note</w:t>
-      </w:r>
-      <w:r>
-        <w:rPr>
-          <w:b w:val="1"/>
-          <w:sz w:val="24"/>
-          <w:szCs w:val="24"/>
-          <w:rtl w:val="0"/>
-        </w:rPr>
-        <w:t xml:space="preserve">  </w:t>
-      </w:r>
-      <w:r>
-        <w:rPr>
-          <w:sz w:val="24"/>
-          <w:szCs w:val="24"/>
-          <w:rtl w:val="0"/>
-        </w:rPr>
-        <w:t xml:space="preserve">If you are  planning to run TCPserver and Transcoding tool  on a single machine you need to update the address with docker container IP Address</w:t>
-      </w:r>
-    </w:p>
-    <w:p>
-      <w:pPr>
+        </w:rPr>
+      </w:pPr>
+      <w:r>
         <w:rPr>
           <w:b w:val="1"/>
           <w:sz w:val="30"/>
           <w:szCs w:val="30"/>
         </w:rPr>
-      </w:pPr>
-      <w:r>
-        <w:rPr>
-          <w:rtl w:val="0"/>
-        </w:rPr>
+        <w:drawing>
+          <wp:inline distB="114300" distT="114300" distL="114300" distR="114300">
+            <wp:extent cx="5524500" cy="1143000"/>
+            <wp:effectExtent b="0" l="0" r="0" t="0"/>
+            <wp:docPr id="12" name="image1.png"/>
+            <a:graphic>
+              <a:graphicData uri="http://schemas.openxmlformats.org/drawingml/2006/picture">
+                <pic:pic>
+                  <pic:nvPicPr>
+                    <pic:cNvPr id="0" name="image1.png"/>
+                    <pic:cNvPicPr preferRelativeResize="0"/>
+                  </pic:nvPicPr>
+                  <pic:blipFill>
+                    <a:blip r:embed="rId6"/>
+                    <a:srcRect b="0" l="0" r="0" t="0"/>
+                    <a:stretch>
+                      <a:fillRect/>
+                    </a:stretch>
+                  </pic:blipFill>
+                  <pic:spPr>
+                    <a:xfrm>
+                      <a:off x="0" y="0"/>
+                      <a:ext cx="5524500" cy="1143000"/>
+                    </a:xfrm>
+                    <a:prstGeom prst="rect"/>
+                    <a:ln/>
+                  </pic:spPr>
+                </pic:pic>
+              </a:graphicData>
+            </a:graphic>
+          </wp:inline>
+        </w:drawing>
+      </w:r>
+      <w:r>
+        <w:rPr>
+          <w:rtl w:val="0"/>
+        </w:rPr>
+      </w:r>
+    </w:p>
+    <w:p>
+      <w:pPr>
+        <w:numPr>
+          <w:ilvl w:val="0"/>
+          <w:numId w:val="6"/>
+        </w:numPr>
+        <w:ind w:left="1440" w:hanging="360"/>
+        <w:rPr>
+          <w:sz w:val="24"/>
+          <w:szCs w:val="24"/>
+        </w:rPr>
+      </w:pPr>
+      <w:r>
+        <w:rPr>
+          <w:sz w:val="24"/>
+          <w:szCs w:val="24"/>
+          <w:rtl w:val="0"/>
+        </w:rPr>
+        <w:t xml:space="preserve">Now run </w:t>
+      </w:r>
+      <w:r>
+        <w:rPr>
+          <w:b w:val="1"/>
+          <w:sz w:val="24"/>
+          <w:szCs w:val="24"/>
+          <w:rtl w:val="0"/>
+        </w:rPr>
+        <w:t xml:space="preserve">docker network inspect bridge</w:t>
+      </w:r>
+    </w:p>
+    <w:p>
+      <w:pPr>
+        <w:rPr>
+          <w:sz w:val="24"/>
+          <w:szCs w:val="24"/>
+        </w:rPr>
+      </w:pPr>
+      <w:r>
+        <w:rPr>
+          <w:sz w:val="24"/>
+          <w:szCs w:val="24"/>
+        </w:rPr>
+        <w:drawing>
+          <wp:inline distB="114300" distT="114300" distL="114300" distR="114300">
+            <wp:extent cx="5943600" cy="5537200"/>
+            <wp:effectExtent b="0" l="0" r="0" t="0"/>
+            <wp:docPr id="2" name="image4.jpg"/>
+            <a:graphic>
+              <a:graphicData uri="http://schemas.openxmlformats.org/drawingml/2006/picture">
+                <pic:pic>
+                  <pic:nvPicPr>
+                    <pic:cNvPr id="0" name="image4.jpg"/>
+                    <pic:cNvPicPr preferRelativeResize="0"/>
+                  </pic:nvPicPr>
+                  <pic:blipFill>
+                    <a:blip r:embed="rId7"/>
+                    <a:srcRect b="0" l="0" r="0" t="0"/>
+                    <a:stretch>
+                      <a:fillRect/>
+                    </a:stretch>
+                  </pic:blipFill>
+                  <pic:spPr>
+                    <a:xfrm>
+                      <a:off x="0" y="0"/>
+                      <a:ext cx="5943600" cy="5537200"/>
+                    </a:xfrm>
+                    <a:prstGeom prst="rect"/>
+                    <a:ln/>
+                  </pic:spPr>
+                </pic:pic>
+              </a:graphicData>
+            </a:graphic>
+          </wp:inline>
+        </w:drawing>
+      </w:r>
+      <w:r>
+        <w:rPr>
+          <w:rtl w:val="0"/>
+        </w:rPr>
+      </w:r>
+    </w:p>
+    <w:p>
+      <w:pPr>
+        <w:numPr>
+          <w:ilvl w:val="0"/>
+          <w:numId w:val="5"/>
+        </w:numPr>
+        <w:ind w:left="1440" w:hanging="360"/>
+        <w:rPr>
+          <w:sz w:val="24"/>
+          <w:szCs w:val="24"/>
+          <w:u w:val="none"/>
+        </w:rPr>
+      </w:pPr>
+      <w:r>
+        <w:rPr>
+          <w:sz w:val="24"/>
+          <w:szCs w:val="24"/>
+          <w:rtl w:val="0"/>
+        </w:rPr>
+        <w:t xml:space="preserve">Replace the IP address with the gateway IP </w:t>
+      </w:r>
+    </w:p>
+    <w:p>
+      <w:pPr>
+        <w:numPr>
+          <w:ilvl w:val="0"/>
+          <w:numId w:val="5"/>
+        </w:numPr>
+        <w:ind w:left="1440" w:hanging="360"/>
+        <w:rPr>
+          <w:sz w:val="24"/>
+          <w:szCs w:val="24"/>
+          <w:u w:val="none"/>
+        </w:rPr>
+      </w:pPr>
+      <w:r>
+        <w:rPr>
+          <w:sz w:val="24"/>
+          <w:szCs w:val="24"/>
+          <w:rtl w:val="0"/>
+        </w:rPr>
+        <w:t xml:space="preserve">This is the local ip for the docker. This ip can be used to connect to any running containers for a machine.</w:t>
       </w:r>
     </w:p>
     <w:p>
@@ -327,7 +616,7 @@
           <w:szCs w:val="24"/>
           <w:rtl w:val="0"/>
         </w:rPr>
-        <w:t xml:space="preserve">Before creating .tar files  we need to configure the files for a particular package to communicate between the packages</w:t>
+        <w:t xml:space="preserve">Update the Config file in TCP server.</w:t>
       </w:r>
     </w:p>
     <w:p>
@@ -385,16 +674,16 @@
           <wp:inline distB="114300" distT="114300" distL="114300" distR="114300">
             <wp:extent cx="5943600" cy="2514600"/>
             <wp:effectExtent b="0" l="0" r="0" t="0"/>
-            <wp:docPr id="1" name="image1.jpg"/>
+            <wp:docPr id="3" name="image7.jpg"/>
             <a:graphic>
               <a:graphicData uri="http://schemas.openxmlformats.org/drawingml/2006/picture">
                 <pic:pic>
                   <pic:nvPicPr>
-                    <pic:cNvPr id="0" name="image1.jpg"/>
+                    <pic:cNvPr id="0" name="image7.jpg"/>
                     <pic:cNvPicPr preferRelativeResize="0"/>
                   </pic:nvPicPr>
                   <pic:blipFill>
-                    <a:blip r:embed="rId6"/>
+                    <a:blip r:embed="rId8"/>
                     <a:srcRect b="0" l="0" r="0" t="0"/>
                     <a:stretch>
                       <a:fillRect/>
@@ -480,83 +769,24 @@
     </w:p>
     <w:p>
       <w:pPr>
-        <w:rPr>
-          <w:b w:val="1"/>
-        </w:rPr>
-      </w:pPr>
-      <w:r>
-        <w:rPr>
-          <w:rtl w:val="0"/>
-        </w:rPr>
-      </w:r>
-    </w:p>
-    <w:p>
-      <w:pPr>
-        <w:rPr>
-          <w:b w:val="1"/>
-        </w:rPr>
-      </w:pPr>
-      <w:r>
-        <w:rPr>
-          <w:rtl w:val="0"/>
-        </w:rPr>
-      </w:r>
-    </w:p>
-    <w:p>
-      <w:pPr>
-        <w:rPr>
-          <w:b w:val="1"/>
-        </w:rPr>
-      </w:pPr>
-      <w:r>
-        <w:rPr>
-          <w:rtl w:val="0"/>
-        </w:rPr>
-      </w:r>
-    </w:p>
-    <w:p>
-      <w:pPr>
-        <w:rPr>
-          <w:b w:val="1"/>
-        </w:rPr>
-      </w:pPr>
-      <w:r>
-        <w:rPr>
-          <w:rtl w:val="0"/>
-        </w:rPr>
-      </w:r>
-    </w:p>
-    <w:p>
-      <w:pPr>
-        <w:rPr>
-          <w:b w:val="1"/>
-        </w:rPr>
-      </w:pPr>
-      <w:r>
-        <w:rPr>
-          <w:b w:val="1"/>
-          <w:rtl w:val="0"/>
-        </w:rPr>
-        <w:tab/>
-      </w:r>
-      <w:r>
-        <w:rPr>
-          <w:b w:val="1"/>
-        </w:rPr>
+        <w:rPr/>
+      </w:pPr>
+      <w:r>
+        <w:rPr/>
         <w:drawing>
           <wp:inline distB="114300" distT="114300" distL="114300" distR="114300">
-            <wp:extent cx="4681538" cy="1192892"/>
+            <wp:extent cx="5943600" cy="1155700"/>
             <wp:effectExtent b="0" l="0" r="0" t="0"/>
-            <wp:docPr id="7" name="image2.png"/>
+            <wp:docPr id="11" name="image6.png"/>
             <a:graphic>
               <a:graphicData uri="http://schemas.openxmlformats.org/drawingml/2006/picture">
                 <pic:pic>
                   <pic:nvPicPr>
-                    <pic:cNvPr id="0" name="image2.png"/>
+                    <pic:cNvPr id="0" name="image6.png"/>
                     <pic:cNvPicPr preferRelativeResize="0"/>
                   </pic:nvPicPr>
                   <pic:blipFill>
-                    <a:blip r:embed="rId7"/>
+                    <a:blip r:embed="rId9"/>
                     <a:srcRect b="0" l="0" r="0" t="0"/>
                     <a:stretch>
                       <a:fillRect/>
@@ -565,7 +795,7 @@
                   <pic:spPr>
                     <a:xfrm>
                       <a:off x="0" y="0"/>
-                      <a:ext cx="4681538" cy="1192892"/>
+                      <a:ext cx="5943600" cy="1155700"/>
                     </a:xfrm>
                     <a:prstGeom prst="rect"/>
                     <a:ln/>
@@ -609,8 +839,19 @@
     <w:p>
       <w:pPr>
         <w:rPr>
-          <w:sz w:val="24"/>
-          <w:szCs w:val="24"/>
+          <w:b w:val="1"/>
+        </w:rPr>
+      </w:pPr>
+      <w:r>
+        <w:rPr>
+          <w:rtl w:val="0"/>
+        </w:rPr>
+      </w:r>
+    </w:p>
+    <w:p>
+      <w:pPr>
+        <w:rPr>
+          <w:b w:val="1"/>
         </w:rPr>
       </w:pPr>
       <w:r>
@@ -620,121 +861,118 @@
         </w:rPr>
         <w:tab/>
       </w:r>
-      <w:r>
-        <w:rPr>
-          <w:rtl w:val="0"/>
-        </w:rPr>
-        <w:t xml:space="preserve">Update the</w:t>
-      </w:r>
-      <w:r>
-        <w:rPr>
-          <w:sz w:val="24"/>
-          <w:szCs w:val="24"/>
-          <w:rtl w:val="0"/>
-        </w:rPr>
-        <w:t xml:space="preserve"> transcodingAddress with the remote address of the machine which the transcoding tool is running.</w:t>
-      </w:r>
-    </w:p>
-    <w:p>
-      <w:pPr>
-        <w:rPr>
-          <w:b w:val="1"/>
-          <w:sz w:val="26"/>
-          <w:szCs w:val="26"/>
-          <w:u w:val="single"/>
-          <w:shd w:fill="d0e0e3" w:val="clear"/>
-        </w:rPr>
-      </w:pPr>
-      <w:r>
-        <w:rPr>
-          <w:rtl w:val="0"/>
-        </w:rPr>
-      </w:r>
     </w:p>
     <w:p>
       <w:pPr>
         <w:ind w:firstLine="720"/>
         <w:rPr>
-          <w:sz w:val="24"/>
-          <w:szCs w:val="24"/>
-          <w:shd w:fill="d0e0e3" w:val="clear"/>
-        </w:rPr>
-      </w:pPr>
-      <w:r>
-        <w:rPr>
-          <w:sz w:val="26"/>
-          <w:szCs w:val="26"/>
-          <w:shd w:fill="d0e0e3" w:val="clear"/>
-          <w:rtl w:val="0"/>
-        </w:rPr>
-        <w:t xml:space="preserve">When multiple connections are established on the tcp_server port we need to differentiate  the connection between the OBS and Video_Transcoding_Tool</w:t>
-      </w:r>
-      <w:r>
-        <w:rPr>
-          <w:rtl w:val="0"/>
-        </w:rPr>
-      </w:r>
-    </w:p>
-    <w:p>
-      <w:pPr>
-        <w:jc w:val="center"/>
-        <w:rPr>
-          <w:sz w:val="24"/>
-          <w:szCs w:val="24"/>
-        </w:rPr>
-      </w:pPr>
-      <w:r>
-        <w:rPr>
-          <w:rtl w:val="0"/>
-        </w:rPr>
-      </w:r>
-    </w:p>
-    <w:p>
-      <w:pPr>
-        <w:rPr>
-          <w:b w:val="1"/>
-        </w:rPr>
-      </w:pPr>
-      <w:r>
-        <w:rPr>
-          <w:rtl w:val="0"/>
-        </w:rPr>
-      </w:r>
-    </w:p>
-    <w:p>
-      <w:pPr>
-        <w:ind w:firstLine="720"/>
-        <w:rPr>
-          <w:b w:val="1"/>
-        </w:rPr>
-      </w:pPr>
-      <w:r>
-        <w:rPr>
-          <w:rtl w:val="0"/>
-        </w:rPr>
-      </w:r>
-    </w:p>
-    <w:p>
-      <w:pPr>
-        <w:ind w:firstLine="720"/>
-        <w:rPr>
-          <w:sz w:val="24"/>
-          <w:szCs w:val="24"/>
-        </w:rPr>
-      </w:pPr>
-      <w:r>
-        <w:rPr>
-          <w:rtl w:val="0"/>
-        </w:rPr>
-        <w:t xml:space="preserve">Update the</w:t>
-      </w:r>
-      <w:r>
-        <w:rPr>
-          <w:sz w:val="24"/>
-          <w:szCs w:val="24"/>
-          <w:rtl w:val="0"/>
-        </w:rPr>
-        <w:t xml:space="preserve"> tcpPort with the port which tcp_server to listen for connections</w:t>
+          <w:b w:val="1"/>
+        </w:rPr>
+      </w:pPr>
+      <w:r>
+        <w:rPr>
+          <w:rtl w:val="0"/>
+        </w:rPr>
+        <w:t xml:space="preserve">Update the following values.</w:t>
+      </w:r>
+      <w:r>
+        <w:rPr>
+          <w:rtl w:val="0"/>
+        </w:rPr>
+      </w:r>
+    </w:p>
+    <w:p>
+      <w:pPr>
+        <w:rPr/>
+      </w:pPr>
+      <w:r>
+        <w:rPr>
+          <w:b w:val="1"/>
+          <w:rtl w:val="0"/>
+        </w:rPr>
+        <w:tab/>
+      </w:r>
+      <w:r>
+        <w:rPr>
+          <w:rtl w:val="0"/>
+        </w:rPr>
+        <w:t xml:space="preserve">tcpPort - The port in which the tcp server is going to listen to.</w:t>
+      </w:r>
+    </w:p>
+    <w:p>
+      <w:pPr>
+        <w:rPr>
+          <w:sz w:val="24"/>
+          <w:szCs w:val="24"/>
+        </w:rPr>
+      </w:pPr>
+      <w:r>
+        <w:rPr>
+          <w:b w:val="1"/>
+          <w:rtl w:val="0"/>
+        </w:rPr>
+        <w:tab/>
+        <w:t xml:space="preserve">t</w:t>
+      </w:r>
+      <w:r>
+        <w:rPr>
+          <w:sz w:val="24"/>
+          <w:szCs w:val="24"/>
+          <w:rtl w:val="0"/>
+        </w:rPr>
+        <w:t xml:space="preserve">ranscodingAddress - &lt;dockerbridgeip&gt; </w:t>
+      </w:r>
+    </w:p>
+    <w:p>
+      <w:pPr>
+        <w:rPr>
+          <w:sz w:val="24"/>
+          <w:szCs w:val="24"/>
+        </w:rPr>
+      </w:pPr>
+      <w:r>
+        <w:rPr>
+          <w:sz w:val="24"/>
+          <w:szCs w:val="24"/>
+          <w:rtl w:val="0"/>
+        </w:rPr>
+        <w:t xml:space="preserve">transcodingAddress is used here to identify the transcodingtool connection and send the stream to it. No need of port here.</w:t>
+      </w:r>
+    </w:p>
+    <w:p>
+      <w:pPr>
+        <w:rPr>
+          <w:sz w:val="24"/>
+          <w:szCs w:val="24"/>
+        </w:rPr>
+      </w:pPr>
+      <w:r>
+        <w:rPr>
+          <w:rtl w:val="0"/>
+        </w:rPr>
+      </w:r>
+    </w:p>
+    <w:p>
+      <w:pPr>
+        <w:rPr>
+          <w:b w:val="1"/>
+          <w:sz w:val="24"/>
+          <w:szCs w:val="24"/>
+        </w:rPr>
+      </w:pPr>
+      <w:r>
+        <w:rPr>
+          <w:b w:val="1"/>
+          <w:sz w:val="24"/>
+          <w:szCs w:val="24"/>
+          <w:rtl w:val="0"/>
+        </w:rPr>
+        <w:t xml:space="preserve">Please Note:  if both services are running in different machines, it should be the public ip of the machine.</w:t>
+      </w:r>
+      <w:r>
+        <w:rPr>
+          <w:rtl w:val="0"/>
+        </w:rPr>
       </w:r>
     </w:p>
     <w:p>
@@ -1079,16 +1317,16 @@
           <wp:inline distB="114300" distT="114300" distL="114300" distR="114300">
             <wp:extent cx="5943600" cy="4102100"/>
             <wp:effectExtent b="0" l="0" r="0" t="0"/>
-            <wp:docPr id="9" name="image8.jpg"/>
+            <wp:docPr id="10" name="image12.jpg"/>
             <a:graphic>
               <a:graphicData uri="http://schemas.openxmlformats.org/drawingml/2006/picture">
                 <pic:pic>
                   <pic:nvPicPr>
-                    <pic:cNvPr id="0" name="image8.jpg"/>
+                    <pic:cNvPr id="0" name="image12.jpg"/>
                     <pic:cNvPicPr preferRelativeResize="0"/>
                   </pic:nvPicPr>
                   <pic:blipFill>
-                    <a:blip r:embed="rId8"/>
+                    <a:blip r:embed="rId10"/>
                     <a:srcRect b="0" l="0" r="0" t="0"/>
                     <a:stretch>
                       <a:fillRect/>
@@ -1381,16 +1619,16 @@
           <wp:inline distB="114300" distT="114300" distL="114300" distR="114300">
             <wp:extent cx="5943600" cy="2527300"/>
             <wp:effectExtent b="0" l="0" r="0" t="0"/>
-            <wp:docPr id="8" name="image9.jpg"/>
+            <wp:docPr id="9" name="image8.jpg"/>
             <a:graphic>
               <a:graphicData uri="http://schemas.openxmlformats.org/drawingml/2006/picture">
                 <pic:pic>
                   <pic:nvPicPr>
-                    <pic:cNvPr id="0" name="image9.jpg"/>
+                    <pic:cNvPr id="0" name="image8.jpg"/>
                     <pic:cNvPicPr preferRelativeResize="0"/>
                   </pic:nvPicPr>
                   <pic:blipFill>
-                    <a:blip r:embed="rId9"/>
+                    <a:blip r:embed="rId11"/>
                     <a:srcRect b="0" l="0" r="0" t="0"/>
                     <a:stretch>
                       <a:fillRect/>
@@ -1436,7 +1674,7 @@
         <w:rPr>
           <w:rtl w:val="0"/>
         </w:rPr>
-        <w:t xml:space="preserve">Go to the settings folder and open config.json in a code editor</w:t>
+        <w:t xml:space="preserve">Go to the settings folder and open config.json in a code editor.</w:t>
       </w:r>
     </w:p>
     <w:p>
@@ -1452,25 +1690,28 @@
     </w:p>
     <w:p>
       <w:pPr>
-        <w:jc w:val="center"/>
-        <w:rPr/>
-      </w:pPr>
-      <w:r>
-        <w:rPr/>
+        <w:rPr>
+          <w:b w:val="1"/>
+        </w:rPr>
+      </w:pPr>
+      <w:r>
+        <w:rPr>
+          <w:b w:val="1"/>
+        </w:rPr>
         <w:drawing>
           <wp:inline distB="114300" distT="114300" distL="114300" distR="114300">
-            <wp:extent cx="5089487" cy="7577138"/>
+            <wp:extent cx="5943600" cy="5575300"/>
             <wp:effectExtent b="0" l="0" r="0" t="0"/>
-            <wp:docPr id="3" name="image4.png"/>
+            <wp:docPr id="1" name="image11.png"/>
             <a:graphic>
               <a:graphicData uri="http://schemas.openxmlformats.org/drawingml/2006/picture">
                 <pic:pic>
                   <pic:nvPicPr>
-                    <pic:cNvPr id="0" name="image4.png"/>
+                    <pic:cNvPr id="0" name="image11.png"/>
                     <pic:cNvPicPr preferRelativeResize="0"/>
                   </pic:nvPicPr>
                   <pic:blipFill>
-                    <a:blip r:embed="rId10"/>
+                    <a:blip r:embed="rId12"/>
                     <a:srcRect b="0" l="0" r="0" t="0"/>
                     <a:stretch>
                       <a:fillRect/>
@@ -1479,7 +1720,7 @@
                   <pic:spPr>
                     <a:xfrm>
                       <a:off x="0" y="0"/>
-                      <a:ext cx="5089487" cy="7577138"/>
+                      <a:ext cx="5943600" cy="5575300"/>
                     </a:xfrm>
                     <a:prstGeom prst="rect"/>
                     <a:ln/>
@@ -1504,30 +1745,16 @@
       </w:pPr>
       <w:r>
         <w:rPr>
-          <w:rtl w:val="0"/>
-        </w:rPr>
-      </w:r>
-    </w:p>
-    <w:p>
-      <w:pPr>
-        <w:rPr>
-          <w:b w:val="1"/>
-        </w:rPr>
-      </w:pPr>
-      <w:r>
-        <w:rPr>
           <w:b w:val="1"/>
           <w:rtl w:val="0"/>
         </w:rPr>
         <w:tab/>
-      </w:r>
-    </w:p>
-    <w:p>
-      <w:pPr>
-        <w:rPr>
-          <w:sz w:val="26"/>
-          <w:szCs w:val="26"/>
-        </w:rPr>
+        <w:t xml:space="preserve">Update the following values</w:t>
+      </w:r>
+    </w:p>
+    <w:p>
+      <w:pPr>
+        <w:rPr/>
       </w:pPr>
       <w:r>
         <w:rPr>
@@ -1540,88 +1767,7 @@
         <w:rPr>
           <w:rtl w:val="0"/>
         </w:rPr>
-        <w:t xml:space="preserve">Update the</w:t>
-      </w:r>
-      <w:r>
-        <w:rPr>
-          <w:sz w:val="24"/>
-          <w:szCs w:val="24"/>
-          <w:rtl w:val="0"/>
-        </w:rPr>
-        <w:t xml:space="preserve"> tcp_address  with the remote address of  the machine which tcp_server is running.</w:t>
-      </w:r>
-      <w:r>
-        <w:rPr>
-          <w:rtl w:val="0"/>
-        </w:rPr>
-      </w:r>
-    </w:p>
-    <w:p>
-      <w:pPr>
-        <w:rPr>
-          <w:sz w:val="26"/>
-          <w:szCs w:val="26"/>
-        </w:rPr>
-      </w:pPr>
-      <w:r>
-        <w:rPr>
-          <w:rtl w:val="0"/>
-        </w:rPr>
-      </w:r>
-    </w:p>
-    <w:p>
-      <w:pPr>
-        <w:rPr>
-          <w:sz w:val="26"/>
-          <w:szCs w:val="26"/>
-          <w:shd w:fill="9fc5e8" w:val="clear"/>
-        </w:rPr>
-      </w:pPr>
-      <w:r>
-        <w:rPr>
-          <w:sz w:val="26"/>
-          <w:szCs w:val="26"/>
-          <w:shd w:fill="9fc5e8" w:val="clear"/>
-          <w:rtl w:val="0"/>
-        </w:rPr>
-        <w:t xml:space="preserve">In Video_Transcoding_Tool ffmpeg need to connect with tcp_server to receive data from OBS</w:t>
-      </w:r>
-    </w:p>
-    <w:p>
-      <w:pPr>
-        <w:rPr>
-          <w:sz w:val="26"/>
-          <w:szCs w:val="26"/>
-        </w:rPr>
-      </w:pPr>
-      <w:r>
-        <w:rPr>
-          <w:rtl w:val="0"/>
-        </w:rPr>
-      </w:r>
-    </w:p>
-    <w:p>
-      <w:pPr>
-        <w:rPr>
-          <w:b w:val="1"/>
-        </w:rPr>
-      </w:pPr>
-      <w:r>
-        <w:rPr>
-          <w:rtl w:val="0"/>
-        </w:rPr>
-      </w:r>
-    </w:p>
-    <w:p>
-      <w:pPr>
-        <w:rPr>
-          <w:b w:val="1"/>
-        </w:rPr>
-      </w:pPr>
-      <w:r>
-        <w:rPr>
-          <w:rtl w:val="0"/>
-        </w:rPr>
+        <w:t xml:space="preserve">transcodingPort : port to which the transcoding tool should listen.</w:t>
       </w:r>
     </w:p>
     <w:p>
@@ -1633,20 +1779,19 @@
           <w:rtl w:val="0"/>
         </w:rPr>
         <w:tab/>
-        <w:t xml:space="preserve">Update the transcodingPort </w:t>
-      </w:r>
-    </w:p>
-    <w:p>
-      <w:pPr>
-        <w:rPr>
-          <w:sz w:val="24"/>
-          <w:szCs w:val="24"/>
-        </w:rPr>
-      </w:pPr>
-      <w:r>
-        <w:rPr>
-          <w:rtl w:val="0"/>
-        </w:rPr>
+        <w:t xml:space="preserve">tcp_address : &lt;dockerbridgeip:tcpport&gt;</w:t>
+      </w:r>
+    </w:p>
+    <w:p>
+      <w:pPr>
+        <w:rPr/>
+      </w:pPr>
+      <w:r>
+        <w:rPr>
+          <w:rtl w:val="0"/>
+        </w:rPr>
+        <w:tab/>
+        <w:t xml:space="preserve">Quality: The desired qualities in which the transcoding tool should encode the stream.</w:t>
       </w:r>
     </w:p>
     <w:p>
@@ -2012,16 +2157,16 @@
           <wp:inline distB="114300" distT="114300" distL="114300" distR="114300">
             <wp:extent cx="5943600" cy="3886200"/>
             <wp:effectExtent b="0" l="0" r="0" t="0"/>
-            <wp:docPr id="5" name="image6.jpg"/>
+            <wp:docPr id="7" name="image5.jpg"/>
             <a:graphic>
               <a:graphicData uri="http://schemas.openxmlformats.org/drawingml/2006/picture">
                 <pic:pic>
                   <pic:nvPicPr>
-                    <pic:cNvPr id="0" name="image6.jpg"/>
+                    <pic:cNvPr id="0" name="image5.jpg"/>
                     <pic:cNvPicPr preferRelativeResize="0"/>
                   </pic:nvPicPr>
                   <pic:blipFill>
-                    <a:blip r:embed="rId11"/>
+                    <a:blip r:embed="rId13"/>
                     <a:srcRect b="0" l="0" r="0" t="0"/>
                     <a:stretch>
                       <a:fillRect/>
@@ -2155,66 +2300,76 @@
         <w:rPr>
           <w:b w:val="1"/>
           <w:color w:val="202124"/>
-          <w:sz w:val="24"/>
-          <w:szCs w:val="24"/>
-          <w:highlight w:val="white"/>
-        </w:rPr>
-      </w:pPr>
-      <w:r>
-        <w:rPr>
-          <w:rtl w:val="0"/>
-        </w:rPr>
-      </w:r>
-    </w:p>
-    <w:p>
-      <w:pPr>
-        <w:rPr>
-          <w:color w:val="202124"/>
-          <w:sz w:val="24"/>
-          <w:szCs w:val="24"/>
-          <w:highlight w:val="white"/>
-        </w:rPr>
-      </w:pPr>
-      <w:r>
-        <w:rPr>
-          <w:b w:val="1"/>
-          <w:color w:val="202124"/>
-          <w:sz w:val="24"/>
-          <w:szCs w:val="24"/>
-          <w:highlight w:val="white"/>
-          <w:rtl w:val="0"/>
-        </w:rPr>
-        <w:t xml:space="preserve">Note: </w:t>
-      </w:r>
-      <w:r>
-        <w:rPr>
-          <w:color w:val="202124"/>
-          <w:sz w:val="24"/>
-          <w:szCs w:val="24"/>
-          <w:highlight w:val="white"/>
-          <w:rtl w:val="0"/>
-        </w:rPr>
-        <w:t xml:space="preserve">Need to wrap the file inside the directory when uploading to IPFS we can use -w in </w:t>
-      </w:r>
-      <w:r>
-        <w:rPr>
-          <w:color w:val="202124"/>
-          <w:sz w:val="24"/>
-          <w:szCs w:val="24"/>
-          <w:shd w:fill="c9daf8" w:val="clear"/>
-          <w:rtl w:val="0"/>
-        </w:rPr>
-        <w:t xml:space="preserve">ipfs add</w:t>
-      </w:r>
-      <w:r>
-        <w:rPr>
-          <w:color w:val="202124"/>
-          <w:sz w:val="24"/>
-          <w:szCs w:val="24"/>
-          <w:highlight w:val="white"/>
-          <w:rtl w:val="0"/>
-        </w:rPr>
-        <w:t xml:space="preserve"> to wrap files inside directory </w:t>
+          <w:sz w:val="30"/>
+          <w:szCs w:val="30"/>
+          <w:highlight w:val="white"/>
+        </w:rPr>
+      </w:pPr>
+      <w:r>
+        <w:rPr>
+          <w:b w:val="1"/>
+          <w:color w:val="202124"/>
+          <w:sz w:val="30"/>
+          <w:szCs w:val="30"/>
+          <w:highlight w:val="white"/>
+        </w:rPr>
+        <w:drawing>
+          <wp:inline distB="114300" distT="114300" distL="114300" distR="114300">
+            <wp:extent cx="5943600" cy="2387600"/>
+            <wp:effectExtent b="0" l="0" r="0" t="0"/>
+            <wp:docPr id="5" name="image10.png"/>
+            <a:graphic>
+              <a:graphicData uri="http://schemas.openxmlformats.org/drawingml/2006/picture">
+                <pic:pic>
+                  <pic:nvPicPr>
+                    <pic:cNvPr id="0" name="image10.png"/>
+                    <pic:cNvPicPr preferRelativeResize="0"/>
+                  </pic:nvPicPr>
+                  <pic:blipFill>
+                    <a:blip r:embed="rId14"/>
+                    <a:srcRect b="0" l="0" r="0" t="0"/>
+                    <a:stretch>
+                      <a:fillRect/>
+                    </a:stretch>
+                  </pic:blipFill>
+                  <pic:spPr>
+                    <a:xfrm>
+                      <a:off x="0" y="0"/>
+                      <a:ext cx="5943600" cy="2387600"/>
+                    </a:xfrm>
+                    <a:prstGeom prst="rect"/>
+                    <a:ln/>
+                  </pic:spPr>
+                </pic:pic>
+              </a:graphicData>
+            </a:graphic>
+          </wp:inline>
+        </w:drawing>
+      </w:r>
+      <w:r>
+        <w:rPr>
+          <w:rtl w:val="0"/>
+        </w:rPr>
+      </w:r>
+    </w:p>
+    <w:p>
+      <w:pPr>
+        <w:rPr>
+          <w:color w:val="202124"/>
+          <w:sz w:val="24"/>
+          <w:szCs w:val="24"/>
+          <w:highlight w:val="white"/>
+        </w:rPr>
+      </w:pPr>
+      <w:r>
+        <w:rPr>
+          <w:color w:val="202124"/>
+          <w:sz w:val="24"/>
+          <w:szCs w:val="24"/>
+          <w:highlight w:val="white"/>
+          <w:rtl w:val="0"/>
+        </w:rPr>
+        <w:t xml:space="preserve">The tar images are added to its own folder within IPFS storage. We will be using the cid of the folder to download the files from ipfs.</w:t>
       </w:r>
     </w:p>
     <w:p>
@@ -2354,16 +2509,16 @@
           <wp:inline distB="114300" distT="114300" distL="114300" distR="114300">
             <wp:extent cx="4729163" cy="4789793"/>
             <wp:effectExtent b="0" l="0" r="0" t="0"/>
-            <wp:docPr id="6" name="image5.jpg"/>
+            <wp:docPr id="8" name="image9.jpg"/>
             <a:graphic>
               <a:graphicData uri="http://schemas.openxmlformats.org/drawingml/2006/picture">
                 <pic:pic>
                   <pic:nvPicPr>
-                    <pic:cNvPr id="0" name="image5.jpg"/>
+                    <pic:cNvPr id="0" name="image9.jpg"/>
                     <pic:cNvPicPr preferRelativeResize="0"/>
                   </pic:nvPicPr>
                   <pic:blipFill>
-                    <a:blip r:embed="rId12"/>
+                    <a:blip r:embed="rId15"/>
                     <a:srcRect b="0" l="0" r="0" t="0"/>
                     <a:stretch>
                       <a:fillRect/>
@@ -2461,7 +2616,7 @@
       <w:pPr>
         <w:numPr>
           <w:ilvl w:val="0"/>
-          <w:numId w:val="5"/>
+          <w:numId w:val="7"/>
         </w:numPr>
         <w:ind w:left="720" w:hanging="360"/>
         <w:rPr>
@@ -2620,16 +2775,16 @@
           <wp:inline distB="114300" distT="114300" distL="114300" distR="114300">
             <wp:extent cx="5943600" cy="482600"/>
             <wp:effectExtent b="0" l="0" r="0" t="0"/>
-            <wp:docPr id="2" name="image3.jpg"/>
+            <wp:docPr id="4" name="image2.jpg"/>
             <a:graphic>
               <a:graphicData uri="http://schemas.openxmlformats.org/drawingml/2006/picture">
                 <pic:pic>
                   <pic:nvPicPr>
-                    <pic:cNvPr id="0" name="image3.jpg"/>
+                    <pic:cNvPr id="0" name="image2.jpg"/>
                     <pic:cNvPicPr preferRelativeResize="0"/>
                   </pic:nvPicPr>
                   <pic:blipFill>
-                    <a:blip r:embed="rId13"/>
+                    <a:blip r:embed="rId16"/>
                     <a:srcRect b="0" l="0" r="0" t="0"/>
                     <a:stretch>
                       <a:fillRect/>
@@ -2751,7 +2906,7 @@
       <w:pPr>
         <w:numPr>
           <w:ilvl w:val="0"/>
-          <w:numId w:val="5"/>
+          <w:numId w:val="7"/>
         </w:numPr>
         <w:ind w:left="720" w:hanging="360"/>
         <w:rPr>
@@ -2884,16 +3039,16 @@
           <wp:inline distB="114300" distT="114300" distL="114300" distR="114300">
             <wp:extent cx="5943600" cy="482600"/>
             <wp:effectExtent b="0" l="0" r="0" t="0"/>
-            <wp:docPr id="4" name="image7.jpg"/>
+            <wp:docPr id="6" name="image3.jpg"/>
             <a:graphic>
               <a:graphicData uri="http://schemas.openxmlformats.org/drawingml/2006/picture">
                 <pic:pic>
                   <pic:nvPicPr>
-                    <pic:cNvPr id="0" name="image7.jpg"/>
+                    <pic:cNvPr id="0" name="image3.jpg"/>
                     <pic:cNvPicPr preferRelativeResize="0"/>
                   </pic:nvPicPr>
                   <pic:blipFill>
-                    <a:blip r:embed="rId14"/>
+                    <a:blip r:embed="rId17"/>
                     <a:srcRect b="0" l="0" r="0" t="0"/>
                     <a:stretch>
                       <a:fillRect/>
@@ -3013,6 +3168,7 @@
       </w:r>
     </w:p>
     <w:sectPr>
+      <w:footerReference r:id="rId18" w:type="default"/>
       <w:pgSz w:h="15840" w:w="12240" w:orient="portrait"/>
       <w:pgMar w:bottom="1440" w:top="1440" w:left="1440" w:right="1440" w:header="720" w:footer="720"/>
       <w:pgNumType w:start="1"/>
@@ -3021,6 +3177,21 @@
 </w:document>
 </file>
 
+<file path=word/footer1.xml><?xml version="1.0" encoding="utf-8"?>
+<w:ftr xmlns:mc="http://schemas.openxmlformats.org/markup-compatibility/2006" xmlns:o="urn:schemas-microsoft-com:office:office" xmlns:r="http://schemas.openxmlformats.org/officeDocument/2006/relationships" xmlns:m="http://schemas.openxmlformats.org/officeDocument/2006/math" xmlns:v="urn:schemas-microsoft-com:vml" xmlns:wp="http://schemas.openxmlformats.org/drawingml/2006/wordprocessingDrawing" xmlns:w10="urn:schemas-microsoft-com:office:word" xmlns:w="http://schemas.openxmlformats.org/wordprocessingml/2006/main" xmlns:wne="http://schemas.microsoft.com/office/word/2006/wordml" xmlns:sl="http://schemas.openxmlformats.org/schemaLibrary/2006/main" xmlns:a="http://schemas.openxmlformats.org/drawingml/2006/main" xmlns:pic="http://schemas.openxmlformats.org/drawingml/2006/picture" xmlns:c="http://schemas.openxmlformats.org/drawingml/2006/chart" xmlns:lc="http://schemas.openxmlformats.org/drawingml/2006/lockedCanvas" xmlns:dgm="http://schemas.openxmlformats.org/drawingml/2006/diagram" xmlns:wps="http://schemas.microsoft.com/office/word/2010/wordprocessingShape" xmlns:wpg="http://schemas.microsoft.com/office/word/2010/wordprocessingGroup" xmlns:w14="http://schemas.microsoft.com/office/word/2010/wordml" xmlns:w15="http://schemas.microsoft.com/office/word/2012/wordml">
+  <w:p>
+    <w:pPr>
+      <w:rPr/>
+    </w:pPr>
+    <w:r>
+      <w:rPr>
+        <w:rtl w:val="0"/>
+      </w:rPr>
+    </w:r>
+  </w:p>
+</w:ftr>
+</file>
+
 <file path=word/numbering.xml><?xml version="1.0" encoding="utf-8"?>
 <w:numbering xmlns:mc="http://schemas.openxmlformats.org/markup-compatibility/2006" xmlns:o="urn:schemas-microsoft-com:office:office" xmlns:r="http://schemas.openxmlformats.org/officeDocument/2006/relationships" xmlns:m="http://schemas.openxmlformats.org/officeDocument/2006/math" xmlns:v="urn:schemas-microsoft-com:vml" xmlns:wp="http://schemas.openxmlformats.org/drawingml/2006/wordprocessingDrawing" xmlns:w10="urn:schemas-microsoft-com:office:word" xmlns:w="http://schemas.openxmlformats.org/wordprocessingml/2006/main" xmlns:wne="http://schemas.microsoft.com/office/word/2006/wordml" xmlns:sl="http://schemas.openxmlformats.org/schemaLibrary/2006/main" xmlns:a="http://schemas.openxmlformats.org/drawingml/2006/main" xmlns:pic="http://schemas.openxmlformats.org/drawingml/2006/picture" xmlns:c="http://schemas.openxmlformats.org/drawingml/2006/chart" xmlns:lc="http://schemas.openxmlformats.org/drawingml/2006/lockedCanvas" xmlns:dgm="http://schemas.openxmlformats.org/drawingml/2006/diagram" xmlns:wps="http://schemas.microsoft.com/office/word/2010/wordprocessingShape" xmlns:wpg="http://schemas.microsoft.com/office/word/2010/wordprocessingGroup" xmlns:w14="http://schemas.microsoft.com/office/word/2010/wordml" xmlns:w15="http://schemas.microsoft.com/office/word/2012/wordml">
   <w:abstractNum w:abstractNumId="1">
@@ -3470,6 +3641,226 @@
       <w:lvlText w:val="●"/>
       <w:lvlJc w:val="left"/>
       <w:pPr>
+        <w:ind w:left="1440" w:hanging="360"/>
+      </w:pPr>
+      <w:rPr>
+        <w:u w:val="none"/>
+      </w:rPr>
+    </w:lvl>
+    <w:lvl w:ilvl="1">
+      <w:start w:val="1"/>
+      <w:numFmt w:val="bullet"/>
+      <w:lvlText w:val="○"/>
+      <w:lvlJc w:val="left"/>
+      <w:pPr>
+        <w:ind w:left="2160" w:hanging="360"/>
+      </w:pPr>
+      <w:rPr>
+        <w:u w:val="none"/>
+      </w:rPr>
+    </w:lvl>
+    <w:lvl w:ilvl="2">
+      <w:start w:val="1"/>
+      <w:numFmt w:val="bullet"/>
+      <w:lvlText w:val="■"/>
+      <w:lvlJc w:val="left"/>
+      <w:pPr>
+        <w:ind w:left="2880" w:hanging="360"/>
+      </w:pPr>
+      <w:rPr>
+        <w:u w:val="none"/>
+      </w:rPr>
+    </w:lvl>
+    <w:lvl w:ilvl="3">
+      <w:start w:val="1"/>
+      <w:numFmt w:val="bullet"/>
+      <w:lvlText w:val="●"/>
+      <w:lvlJc w:val="left"/>
+      <w:pPr>
+        <w:ind w:left="3600" w:hanging="360"/>
+      </w:pPr>
+      <w:rPr>
+        <w:u w:val="none"/>
+      </w:rPr>
+    </w:lvl>
+    <w:lvl w:ilvl="4">
+      <w:start w:val="1"/>
+      <w:numFmt w:val="bullet"/>
+      <w:lvlText w:val="○"/>
+      <w:lvlJc w:val="left"/>
+      <w:pPr>
+        <w:ind w:left="4320" w:hanging="360"/>
+      </w:pPr>
+      <w:rPr>
+        <w:u w:val="none"/>
+      </w:rPr>
+    </w:lvl>
+    <w:lvl w:ilvl="5">
+      <w:start w:val="1"/>
+      <w:numFmt w:val="bullet"/>
+      <w:lvlText w:val="■"/>
+      <w:lvlJc w:val="left"/>
+      <w:pPr>
+        <w:ind w:left="5040" w:hanging="360"/>
+      </w:pPr>
+      <w:rPr>
+        <w:u w:val="none"/>
+      </w:rPr>
+    </w:lvl>
+    <w:lvl w:ilvl="6">
+      <w:start w:val="1"/>
+      <w:numFmt w:val="bullet"/>
+      <w:lvlText w:val="●"/>
+      <w:lvlJc w:val="left"/>
+      <w:pPr>
+        <w:ind w:left="5760" w:hanging="360"/>
+      </w:pPr>
+      <w:rPr>
+        <w:u w:val="none"/>
+      </w:rPr>
+    </w:lvl>
+    <w:lvl w:ilvl="7">
+      <w:start w:val="1"/>
+      <w:numFmt w:val="bullet"/>
+      <w:lvlText w:val="○"/>
+      <w:lvlJc w:val="left"/>
+      <w:pPr>
+        <w:ind w:left="6480" w:hanging="360"/>
+      </w:pPr>
+      <w:rPr>
+        <w:u w:val="none"/>
+      </w:rPr>
+    </w:lvl>
+    <w:lvl w:ilvl="8">
+      <w:start w:val="1"/>
+      <w:numFmt w:val="bullet"/>
+      <w:lvlText w:val="■"/>
+      <w:lvlJc w:val="left"/>
+      <w:pPr>
+        <w:ind w:left="7200" w:hanging="360"/>
+      </w:pPr>
+      <w:rPr>
+        <w:u w:val="none"/>
+      </w:rPr>
+    </w:lvl>
+  </w:abstractNum>
+  <w:abstractNum w:abstractNumId="6">
+    <w:lvl w:ilvl="0">
+      <w:start w:val="1"/>
+      <w:numFmt w:val="bullet"/>
+      <w:lvlText w:val="●"/>
+      <w:lvlJc w:val="left"/>
+      <w:pPr>
+        <w:ind w:left="1440" w:hanging="360"/>
+      </w:pPr>
+      <w:rPr>
+        <w:u w:val="none"/>
+      </w:rPr>
+    </w:lvl>
+    <w:lvl w:ilvl="1">
+      <w:start w:val="1"/>
+      <w:numFmt w:val="bullet"/>
+      <w:lvlText w:val="○"/>
+      <w:lvlJc w:val="left"/>
+      <w:pPr>
+        <w:ind w:left="2160" w:hanging="360"/>
+      </w:pPr>
+      <w:rPr>
+        <w:u w:val="none"/>
+      </w:rPr>
+    </w:lvl>
+    <w:lvl w:ilvl="2">
+      <w:start w:val="1"/>
+      <w:numFmt w:val="bullet"/>
+      <w:lvlText w:val="■"/>
+      <w:lvlJc w:val="left"/>
+      <w:pPr>
+        <w:ind w:left="2880" w:hanging="360"/>
+      </w:pPr>
+      <w:rPr>
+        <w:u w:val="none"/>
+      </w:rPr>
+    </w:lvl>
+    <w:lvl w:ilvl="3">
+      <w:start w:val="1"/>
+      <w:numFmt w:val="bullet"/>
+      <w:lvlText w:val="●"/>
+      <w:lvlJc w:val="left"/>
+      <w:pPr>
+        <w:ind w:left="3600" w:hanging="360"/>
+      </w:pPr>
+      <w:rPr>
+        <w:u w:val="none"/>
+      </w:rPr>
+    </w:lvl>
+    <w:lvl w:ilvl="4">
+      <w:start w:val="1"/>
+      <w:numFmt w:val="bullet"/>
+      <w:lvlText w:val="○"/>
+      <w:lvlJc w:val="left"/>
+      <w:pPr>
+        <w:ind w:left="4320" w:hanging="360"/>
+      </w:pPr>
+      <w:rPr>
+        <w:u w:val="none"/>
+      </w:rPr>
+    </w:lvl>
+    <w:lvl w:ilvl="5">
+      <w:start w:val="1"/>
+      <w:numFmt w:val="bullet"/>
+      <w:lvlText w:val="■"/>
+      <w:lvlJc w:val="left"/>
+      <w:pPr>
+        <w:ind w:left="5040" w:hanging="360"/>
+      </w:pPr>
+      <w:rPr>
+        <w:u w:val="none"/>
+      </w:rPr>
+    </w:lvl>
+    <w:lvl w:ilvl="6">
+      <w:start w:val="1"/>
+      <w:numFmt w:val="bullet"/>
+      <w:lvlText w:val="●"/>
+      <w:lvlJc w:val="left"/>
+      <w:pPr>
+        <w:ind w:left="5760" w:hanging="360"/>
+      </w:pPr>
+      <w:rPr>
+        <w:u w:val="none"/>
+      </w:rPr>
+    </w:lvl>
+    <w:lvl w:ilvl="7">
+      <w:start w:val="1"/>
+      <w:numFmt w:val="bullet"/>
+      <w:lvlText w:val="○"/>
+      <w:lvlJc w:val="left"/>
+      <w:pPr>
+        <w:ind w:left="6480" w:hanging="360"/>
+      </w:pPr>
+      <w:rPr>
+        <w:u w:val="none"/>
+      </w:rPr>
+    </w:lvl>
+    <w:lvl w:ilvl="8">
+      <w:start w:val="1"/>
+      <w:numFmt w:val="bullet"/>
+      <w:lvlText w:val="■"/>
+      <w:lvlJc w:val="left"/>
+      <w:pPr>
+        <w:ind w:left="7200" w:hanging="360"/>
+      </w:pPr>
+      <w:rPr>
+        <w:u w:val="none"/>
+      </w:rPr>
+    </w:lvl>
+  </w:abstractNum>
+  <w:abstractNum w:abstractNumId="7">
+    <w:lvl w:ilvl="0">
+      <w:start w:val="1"/>
+      <w:numFmt w:val="bullet"/>
+      <w:lvlText w:val="●"/>
+      <w:lvlJc w:val="left"/>
+      <w:pPr>
         <w:ind w:left="720" w:hanging="360"/>
       </w:pPr>
       <w:rPr>
@@ -3567,6 +3958,116 @@
       <w:lvlJc w:val="left"/>
       <w:pPr>
         <w:ind w:left="6480" w:hanging="360"/>
+      </w:pPr>
+      <w:rPr>
+        <w:u w:val="none"/>
+      </w:rPr>
+    </w:lvl>
+  </w:abstractNum>
+  <w:abstractNum w:abstractNumId="8">
+    <w:lvl w:ilvl="0">
+      <w:start w:val="1"/>
+      <w:numFmt w:val="bullet"/>
+      <w:lvlText w:val="●"/>
+      <w:lvlJc w:val="left"/>
+      <w:pPr>
+        <w:ind w:left="1440" w:hanging="360"/>
+      </w:pPr>
+      <w:rPr>
+        <w:u w:val="none"/>
+      </w:rPr>
+    </w:lvl>
+    <w:lvl w:ilvl="1">
+      <w:start w:val="1"/>
+      <w:numFmt w:val="bullet"/>
+      <w:lvlText w:val="○"/>
+      <w:lvlJc w:val="left"/>
+      <w:pPr>
+        <w:ind w:left="2160" w:hanging="360"/>
+      </w:pPr>
+      <w:rPr>
+        <w:u w:val="none"/>
+      </w:rPr>
+    </w:lvl>
+    <w:lvl w:ilvl="2">
+      <w:start w:val="1"/>
+      <w:numFmt w:val="bullet"/>
+      <w:lvlText w:val="■"/>
+      <w:lvlJc w:val="left"/>
+      <w:pPr>
+        <w:ind w:left="2880" w:hanging="360"/>
+      </w:pPr>
+      <w:rPr>
+        <w:u w:val="none"/>
+      </w:rPr>
+    </w:lvl>
+    <w:lvl w:ilvl="3">
+      <w:start w:val="1"/>
+      <w:numFmt w:val="bullet"/>
+      <w:lvlText w:val="●"/>
+      <w:lvlJc w:val="left"/>
+      <w:pPr>
+        <w:ind w:left="3600" w:hanging="360"/>
+      </w:pPr>
+      <w:rPr>
+        <w:u w:val="none"/>
+      </w:rPr>
+    </w:lvl>
+    <w:lvl w:ilvl="4">
+      <w:start w:val="1"/>
+      <w:numFmt w:val="bullet"/>
+      <w:lvlText w:val="○"/>
+      <w:lvlJc w:val="left"/>
+      <w:pPr>
+        <w:ind w:left="4320" w:hanging="360"/>
+      </w:pPr>
+      <w:rPr>
+        <w:u w:val="none"/>
+      </w:rPr>
+    </w:lvl>
+    <w:lvl w:ilvl="5">
+      <w:start w:val="1"/>
+      <w:numFmt w:val="bullet"/>
+      <w:lvlText w:val="■"/>
+      <w:lvlJc w:val="left"/>
+      <w:pPr>
+        <w:ind w:left="5040" w:hanging="360"/>
+      </w:pPr>
+      <w:rPr>
+        <w:u w:val="none"/>
+      </w:rPr>
+    </w:lvl>
+    <w:lvl w:ilvl="6">
+      <w:start w:val="1"/>
+      <w:numFmt w:val="bullet"/>
+      <w:lvlText w:val="●"/>
+      <w:lvlJc w:val="left"/>
+      <w:pPr>
+        <w:ind w:left="5760" w:hanging="360"/>
+      </w:pPr>
+      <w:rPr>
+        <w:u w:val="none"/>
+      </w:rPr>
+    </w:lvl>
+    <w:lvl w:ilvl="7">
+      <w:start w:val="1"/>
+      <w:numFmt w:val="bullet"/>
+      <w:lvlText w:val="○"/>
+      <w:lvlJc w:val="left"/>
+      <w:pPr>
+        <w:ind w:left="6480" w:hanging="360"/>
+      </w:pPr>
+      <w:rPr>
+        <w:u w:val="none"/>
+      </w:rPr>
+    </w:lvl>
+    <w:lvl w:ilvl="8">
+      <w:start w:val="1"/>
+      <w:numFmt w:val="bullet"/>
+      <w:lvlText w:val="■"/>
+      <w:lvlJc w:val="left"/>
+      <w:pPr>
+        <w:ind w:left="7200" w:hanging="360"/>
       </w:pPr>
       <w:rPr>
         <w:u w:val="none"/>
@@ -3587,6 +4088,15 @@
   </w:num>
   <w:num w:numId="5">
     <w:abstractNumId w:val="5"/>
+  </w:num>
+  <w:num w:numId="6">
+    <w:abstractNumId w:val="6"/>
+  </w:num>
+  <w:num w:numId="7">
+    <w:abstractNumId w:val="7"/>
+  </w:num>
+  <w:num w:numId="8">
+    <w:abstractNumId w:val="8"/>
   </w:num>
 </w:numbering>
 </file>

--- a/docs/3.1-Creating tar files and updating tar files to the ipfs.docx
+++ b/docs/3.1-Creating tar files and updating tar files to the ipfs.docx
@@ -449,12 +449,12 @@
           <wp:inline distB="114300" distT="114300" distL="114300" distR="114300">
             <wp:extent cx="5943600" cy="5537200"/>
             <wp:effectExtent b="0" l="0" r="0" t="0"/>
-            <wp:docPr id="2" name="image4.jpg"/>
+            <wp:docPr id="2" name="image11.jpg"/>
             <a:graphic>
               <a:graphicData uri="http://schemas.openxmlformats.org/drawingml/2006/picture">
                 <pic:pic>
                   <pic:nvPicPr>
-                    <pic:cNvPr id="0" name="image4.jpg"/>
+                    <pic:cNvPr id="0" name="image11.jpg"/>
                     <pic:cNvPicPr preferRelativeResize="0"/>
                   </pic:nvPicPr>
                   <pic:blipFill>
@@ -674,12 +674,12 @@
           <wp:inline distB="114300" distT="114300" distL="114300" distR="114300">
             <wp:extent cx="5943600" cy="2514600"/>
             <wp:effectExtent b="0" l="0" r="0" t="0"/>
-            <wp:docPr id="3" name="image7.jpg"/>
+            <wp:docPr id="3" name="image8.jpg"/>
             <a:graphic>
               <a:graphicData uri="http://schemas.openxmlformats.org/drawingml/2006/picture">
                 <pic:pic>
                   <pic:nvPicPr>
-                    <pic:cNvPr id="0" name="image7.jpg"/>
+                    <pic:cNvPr id="0" name="image8.jpg"/>
                     <pic:cNvPicPr preferRelativeResize="0"/>
                   </pic:nvPicPr>
                   <pic:blipFill>
@@ -777,12 +777,12 @@
           <wp:inline distB="114300" distT="114300" distL="114300" distR="114300">
             <wp:extent cx="5943600" cy="1155700"/>
             <wp:effectExtent b="0" l="0" r="0" t="0"/>
-            <wp:docPr id="11" name="image6.png"/>
+            <wp:docPr id="11" name="image3.png"/>
             <a:graphic>
               <a:graphicData uri="http://schemas.openxmlformats.org/drawingml/2006/picture">
                 <pic:pic>
                   <pic:nvPicPr>
-                    <pic:cNvPr id="0" name="image6.png"/>
+                    <pic:cNvPr id="0" name="image3.png"/>
                     <pic:cNvPicPr preferRelativeResize="0"/>
                   </pic:nvPicPr>
                   <pic:blipFill>
@@ -1132,7 +1132,7 @@
           <w:szCs w:val="24"/>
           <w:rtl w:val="0"/>
         </w:rPr>
-        <w:t xml:space="preserve">Go to root of tcp_server folder  and open terminal</w:t>
+        <w:t xml:space="preserve">Go to root of tcp_server folder  and open terminal(Right click &gt;&gt;select Open in intermediate terminal)</w:t>
       </w:r>
     </w:p>
     <w:p>
@@ -1167,6 +1167,60 @@
     </w:p>
     <w:p>
       <w:pPr>
+        <w:ind w:left="720" w:firstLine="0"/>
+        <w:rPr>
+          <w:b w:val="1"/>
+          <w:sz w:val="28"/>
+          <w:szCs w:val="28"/>
+          <w:highlight w:val="white"/>
+        </w:rPr>
+      </w:pPr>
+      <w:r>
+        <w:rPr>
+          <w:rtl w:val="0"/>
+        </w:rPr>
+      </w:r>
+    </w:p>
+    <w:p>
+      <w:pPr>
+        <w:ind w:left="720" w:firstLine="0"/>
+        <w:rPr>
+          <w:sz w:val="26"/>
+          <w:szCs w:val="26"/>
+          <w:shd w:fill="d0e0e3" w:val="clear"/>
+        </w:rPr>
+      </w:pPr>
+      <w:r>
+        <w:rPr>
+          <w:b w:val="1"/>
+          <w:sz w:val="28"/>
+          <w:szCs w:val="28"/>
+          <w:highlight w:val="white"/>
+          <w:rtl w:val="0"/>
+        </w:rPr>
+        <w:t xml:space="preserve">Suggestions: </w:t>
+      </w:r>
+      <w:r>
+        <w:rPr>
+          <w:sz w:val="26"/>
+          <w:szCs w:val="26"/>
+          <w:highlight w:val="white"/>
+          <w:rtl w:val="0"/>
+        </w:rPr>
+        <w:t xml:space="preserve">Use sudo incase permission denied error message is showing</w:t>
+      </w:r>
+      <w:r>
+        <w:rPr>
+          <w:sz w:val="26"/>
+          <w:szCs w:val="26"/>
+          <w:shd w:fill="d0e0e3" w:val="clear"/>
+          <w:rtl w:val="0"/>
+        </w:rPr>
+        <w:t xml:space="preserve">.</w:t>
+      </w:r>
+    </w:p>
+    <w:p>
+      <w:pPr>
         <w:rPr>
           <w:sz w:val="24"/>
           <w:szCs w:val="24"/>
@@ -1317,12 +1371,12 @@
           <wp:inline distB="114300" distT="114300" distL="114300" distR="114300">
             <wp:extent cx="5943600" cy="4102100"/>
             <wp:effectExtent b="0" l="0" r="0" t="0"/>
-            <wp:docPr id="10" name="image12.jpg"/>
+            <wp:docPr id="10" name="image9.jpg"/>
             <a:graphic>
               <a:graphicData uri="http://schemas.openxmlformats.org/drawingml/2006/picture">
                 <pic:pic>
                   <pic:nvPicPr>
-                    <pic:cNvPr id="0" name="image12.jpg"/>
+                    <pic:cNvPr id="0" name="image9.jpg"/>
                     <pic:cNvPicPr preferRelativeResize="0"/>
                   </pic:nvPicPr>
                   <pic:blipFill>
@@ -1619,12 +1673,12 @@
           <wp:inline distB="114300" distT="114300" distL="114300" distR="114300">
             <wp:extent cx="5943600" cy="2527300"/>
             <wp:effectExtent b="0" l="0" r="0" t="0"/>
-            <wp:docPr id="9" name="image8.jpg"/>
+            <wp:docPr id="9" name="image5.jpg"/>
             <a:graphic>
               <a:graphicData uri="http://schemas.openxmlformats.org/drawingml/2006/picture">
                 <pic:pic>
                   <pic:nvPicPr>
-                    <pic:cNvPr id="0" name="image8.jpg"/>
+                    <pic:cNvPr id="0" name="image5.jpg"/>
                     <pic:cNvPicPr preferRelativeResize="0"/>
                   </pic:nvPicPr>
                   <pic:blipFill>
@@ -1702,12 +1756,12 @@
           <wp:inline distB="114300" distT="114300" distL="114300" distR="114300">
             <wp:extent cx="5943600" cy="5575300"/>
             <wp:effectExtent b="0" l="0" r="0" t="0"/>
-            <wp:docPr id="1" name="image11.png"/>
+            <wp:docPr id="1" name="image12.png"/>
             <a:graphic>
               <a:graphicData uri="http://schemas.openxmlformats.org/drawingml/2006/picture">
                 <pic:pic>
                   <pic:nvPicPr>
-                    <pic:cNvPr id="0" name="image11.png"/>
+                    <pic:cNvPr id="0" name="image12.png"/>
                     <pic:cNvPicPr preferRelativeResize="0"/>
                   </pic:nvPicPr>
                   <pic:blipFill>
@@ -1930,7 +1984,7 @@
           <w:szCs w:val="24"/>
           <w:rtl w:val="0"/>
         </w:rPr>
-        <w:t xml:space="preserve">Go to the root of tcp_server folder  and open terminal</w:t>
+        <w:t xml:space="preserve">Go to the root of video_transcoding_tool  and open terminal</w:t>
       </w:r>
     </w:p>
     <w:p>
@@ -2064,7 +2118,7 @@
           <w:szCs w:val="24"/>
           <w:rtl w:val="0"/>
         </w:rPr>
-        <w:t xml:space="preserve">Go to the root of tcp_server folder  and open terminal</w:t>
+        <w:t xml:space="preserve">Go to the root of Video_Transcoding _Tool folder  and open terminal(Right click &gt;&gt;select Open in intermediate terminal</w:t>
       </w:r>
     </w:p>
     <w:p>
@@ -2157,12 +2211,12 @@
           <wp:inline distB="114300" distT="114300" distL="114300" distR="114300">
             <wp:extent cx="5943600" cy="3886200"/>
             <wp:effectExtent b="0" l="0" r="0" t="0"/>
-            <wp:docPr id="7" name="image5.jpg"/>
+            <wp:docPr id="7" name="image6.jpg"/>
             <a:graphic>
               <a:graphicData uri="http://schemas.openxmlformats.org/drawingml/2006/picture">
                 <pic:pic>
                   <pic:nvPicPr>
-                    <pic:cNvPr id="0" name="image5.jpg"/>
+                    <pic:cNvPr id="0" name="image6.jpg"/>
                     <pic:cNvPicPr preferRelativeResize="0"/>
                   </pic:nvPicPr>
                   <pic:blipFill>
@@ -2488,6 +2542,53 @@
       </w:pPr>
       <w:r>
         <w:rPr>
+          <w:rtl w:val="0"/>
+        </w:rPr>
+      </w:r>
+    </w:p>
+    <w:p>
+      <w:pPr>
+        <w:rPr>
+          <w:color w:val="202124"/>
+          <w:sz w:val="24"/>
+          <w:szCs w:val="24"/>
+          <w:highlight w:val="white"/>
+        </w:rPr>
+      </w:pPr>
+      <w:r>
+        <w:rPr>
+          <w:b w:val="1"/>
+          <w:color w:val="202124"/>
+          <w:sz w:val="24"/>
+          <w:szCs w:val="24"/>
+          <w:highlight w:val="white"/>
+          <w:rtl w:val="0"/>
+        </w:rPr>
+        <w:t xml:space="preserve">Note:</w:t>
+      </w:r>
+      <w:r>
+        <w:rPr>
+          <w:color w:val="202124"/>
+          <w:sz w:val="24"/>
+          <w:szCs w:val="24"/>
+          <w:highlight w:val="white"/>
+          <w:rtl w:val="0"/>
+        </w:rPr>
+        <w:t xml:space="preserve">IPFS cle needed to be installed.</w:t>
+      </w:r>
+    </w:p>
+    <w:p>
+      <w:pPr>
+        <w:rPr>
+          <w:b w:val="1"/>
+          <w:color w:val="202124"/>
+          <w:sz w:val="24"/>
+          <w:szCs w:val="24"/>
+          <w:highlight w:val="white"/>
+        </w:rPr>
+      </w:pPr>
+      <w:r>
+        <w:rPr>
           <w:b w:val="1"/>
           <w:color w:val="202124"/>
           <w:sz w:val="24"/>
@@ -2509,12 +2610,12 @@
           <wp:inline distB="114300" distT="114300" distL="114300" distR="114300">
             <wp:extent cx="4729163" cy="4789793"/>
             <wp:effectExtent b="0" l="0" r="0" t="0"/>
-            <wp:docPr id="8" name="image9.jpg"/>
+            <wp:docPr id="8" name="image7.jpg"/>
             <a:graphic>
               <a:graphicData uri="http://schemas.openxmlformats.org/drawingml/2006/picture">
                 <pic:pic>
                   <pic:nvPicPr>
-                    <pic:cNvPr id="0" name="image9.jpg"/>
+                    <pic:cNvPr id="0" name="image7.jpg"/>
                     <pic:cNvPicPr preferRelativeResize="0"/>
                   </pic:nvPicPr>
                   <pic:blipFill>
@@ -2670,7 +2771,7 @@
           <w:shd w:fill="c9daf8" w:val="clear"/>
           <w:rtl w:val="0"/>
         </w:rPr>
-        <w:t xml:space="preserve">Ipfs add ./tcp_server -w</w:t>
+        <w:t xml:space="preserve">Ipfs add ./tcp_server.tar  -w</w:t>
       </w:r>
     </w:p>
     <w:p>
@@ -2775,12 +2876,12 @@
           <wp:inline distB="114300" distT="114300" distL="114300" distR="114300">
             <wp:extent cx="5943600" cy="482600"/>
             <wp:effectExtent b="0" l="0" r="0" t="0"/>
-            <wp:docPr id="4" name="image2.jpg"/>
+            <wp:docPr id="4" name="image4.jpg"/>
             <a:graphic>
               <a:graphicData uri="http://schemas.openxmlformats.org/drawingml/2006/picture">
                 <pic:pic>
                   <pic:nvPicPr>
-                    <pic:cNvPr id="0" name="image2.jpg"/>
+                    <pic:cNvPr id="0" name="image4.jpg"/>
                     <pic:cNvPicPr preferRelativeResize="0"/>
                   </pic:nvPicPr>
                   <pic:blipFill>
@@ -2960,7 +3061,7 @@
           <w:shd w:fill="c9daf8" w:val="clear"/>
           <w:rtl w:val="0"/>
         </w:rPr>
-        <w:t xml:space="preserve">Ipfs add ./transcoding_tool -w</w:t>
+        <w:t xml:space="preserve">Ipfs add ./transcoding_tool .tar -w</w:t>
       </w:r>
     </w:p>
     <w:p>
@@ -3039,12 +3140,12 @@
           <wp:inline distB="114300" distT="114300" distL="114300" distR="114300">
             <wp:extent cx="5943600" cy="482600"/>
             <wp:effectExtent b="0" l="0" r="0" t="0"/>
-            <wp:docPr id="6" name="image3.jpg"/>
+            <wp:docPr id="6" name="image2.jpg"/>
             <a:graphic>
               <a:graphicData uri="http://schemas.openxmlformats.org/drawingml/2006/picture">
                 <pic:pic>
                   <pic:nvPicPr>
-                    <pic:cNvPr id="0" name="image3.jpg"/>
+                    <pic:cNvPr id="0" name="image2.jpg"/>
                     <pic:cNvPicPr preferRelativeResize="0"/>
                   </pic:nvPicPr>
                   <pic:blipFill>
